--- a/por/docx/013.content.docx
+++ b/por/docx/013.content.docx
@@ -369,108 +369,72 @@
         </w:rPr>
         <w:t xml:space="preserve"> é uma pequena cidade na região da </w:t>
       </w:r>
-      <w:hyperlink r:id="rId14">
-        <w:r>
-          <w:rPr>
-            <w:lang w:val="pt_PT" w:bidi="pt_PT"/>
-          </w:rPr>
-          <w:rPr>
-            <w:color w:val="0000EE"/>
-            <w:u w:val="single"/>
-          </w:rPr>
-          <w:t>Galileia</w:t>
-        </w:r>
-      </w:hyperlink>
+      <w:r>
+        <w:rPr>
+          <w:lang w:val="pt_PT" w:bidi="pt_PT"/>
+        </w:rPr>
+        <w:t>Galileia</w:t>
+      </w:r>
       <w:r>
         <w:rPr>
           <w:lang w:val="pt_PT" w:bidi="pt_PT"/>
         </w:rPr>
         <w:t xml:space="preserve">, no norte de </w:t>
       </w:r>
-      <w:hyperlink r:id="rId15">
-        <w:r>
-          <w:rPr>
-            <w:lang w:val="pt_PT" w:bidi="pt_PT"/>
-          </w:rPr>
-          <w:rPr>
-            <w:color w:val="0000EE"/>
-            <w:u w:val="single"/>
-          </w:rPr>
-          <w:t>Israel</w:t>
-        </w:r>
-      </w:hyperlink>
+      <w:r>
+        <w:rPr>
+          <w:lang w:val="pt_PT" w:bidi="pt_PT"/>
+        </w:rPr>
+        <w:t>Israel</w:t>
+      </w:r>
       <w:r>
         <w:rPr>
           <w:lang w:val="pt_PT" w:bidi="pt_PT"/>
         </w:rPr>
         <w:t xml:space="preserve">. Nazaré não aparece no Antigo Testamento, e a primeira vez que ouvimos sobre essa cidade é quando ouvimos que </w:t>
       </w:r>
-      <w:hyperlink r:id="rId16">
-        <w:r>
-          <w:rPr>
-            <w:lang w:val="pt_PT" w:bidi="pt_PT"/>
-          </w:rPr>
-          <w:rPr>
-            <w:color w:val="0000EE"/>
-            <w:u w:val="single"/>
-          </w:rPr>
-          <w:t>Maria</w:t>
-        </w:r>
-      </w:hyperlink>
+      <w:r>
+        <w:rPr>
+          <w:lang w:val="pt_PT" w:bidi="pt_PT"/>
+        </w:rPr>
+        <w:t>Maria</w:t>
+      </w:r>
       <w:r>
         <w:rPr>
           <w:lang w:val="pt_PT" w:bidi="pt_PT"/>
         </w:rPr>
         <w:t xml:space="preserve"> e José, os pais de Jesus, eram de Nazaré. Jesus nasceu em uma aldeia chamada </w:t>
       </w:r>
-      <w:hyperlink r:id="rId17">
-        <w:r>
-          <w:rPr>
-            <w:lang w:val="pt_PT" w:bidi="pt_PT"/>
-          </w:rPr>
-          <w:rPr>
-            <w:color w:val="0000EE"/>
-            <w:u w:val="single"/>
-          </w:rPr>
-          <w:t>Belém</w:t>
-        </w:r>
-      </w:hyperlink>
+      <w:r>
+        <w:rPr>
+          <w:lang w:val="pt_PT" w:bidi="pt_PT"/>
+        </w:rPr>
+        <w:t>Belém</w:t>
+      </w:r>
       <w:r>
         <w:rPr>
           <w:lang w:val="pt_PT" w:bidi="pt_PT"/>
         </w:rPr>
         <w:t xml:space="preserve">, na </w:t>
       </w:r>
-      <w:hyperlink r:id="rId18">
-        <w:r>
-          <w:rPr>
-            <w:lang w:val="pt_PT" w:bidi="pt_PT"/>
-          </w:rPr>
-          <w:rPr>
-            <w:color w:val="0000EE"/>
-            <w:u w:val="single"/>
-          </w:rPr>
-          <w:t>Judeia</w:t>
-        </w:r>
-      </w:hyperlink>
+      <w:r>
+        <w:rPr>
+          <w:lang w:val="pt_PT" w:bidi="pt_PT"/>
+        </w:rPr>
+        <w:t>Judeia</w:t>
+      </w:r>
       <w:r>
         <w:rPr>
           <w:lang w:val="pt_PT" w:bidi="pt_PT"/>
         </w:rPr>
         <w:t xml:space="preserve">, mas quando ele ainda era pequeno, Maria e José foram viver em Nazaré. Portanto, Jesus foi mais tarde chamado de nazareno, que significa alguém de Nazaré. Isso não era um elogio. Os </w:t>
       </w:r>
-      <w:hyperlink r:id="rId19">
-        <w:r>
-          <w:rPr>
-            <w:lang w:val="pt_PT" w:bidi="pt_PT"/>
-          </w:rPr>
-          <w:rPr>
-            <w:color w:val="0000EE"/>
-            <w:u w:val="single"/>
-          </w:rPr>
-          <w:t>judeus</w:t>
-        </w:r>
-      </w:hyperlink>
+      <w:r>
+        <w:rPr>
+          <w:lang w:val="pt_PT" w:bidi="pt_PT"/>
+        </w:rPr>
+        <w:t>judeus</w:t>
+      </w:r>
       <w:r>
         <w:rPr>
           <w:lang w:val="pt_PT" w:bidi="pt_PT"/>

--- a/por/docx/013.content.docx
+++ b/por/docx/013.content.docx
@@ -265,82 +265,6 @@
         <w:rPr>
           <w:lang w:val="pt_PT" w:bidi="pt_PT"/>
         </w:rPr>
-        <w:t>nação</w:t>
-      </w:r>
-      <w:r>
-        <w:rPr>
-          <w:lang w:val="pt_PT" w:bidi="pt_PT"/>
-        </w:rPr>
-      </w:r>
-    </w:p>
-    <w:p>
-      <w:pPr>
-        <w:pStyle w:val="Heading4"/>
-      </w:pPr>
-      <w:r>
-        <w:rPr>
-          <w:lang w:val="pt_PT" w:bidi="pt_PT"/>
-        </w:rPr>
-        <w:t>Audio Content</w:t>
-      </w:r>
-      <w:r>
-        <w:rPr>
-          <w:lang w:val="pt_PT" w:bidi="pt_PT"/>
-        </w:rPr>
-      </w:r>
-    </w:p>
-    <w:p>
-      <w:pPr/>
-      <w:r>
-        <w:rPr>
-          <w:lang w:val="pt_PT" w:bidi="pt_PT"/>
-        </w:rPr>
-      </w:r>
-      <w:hyperlink r:id="rId13">
-        <w:r>
-          <w:rPr>
-            <w:lang w:val="pt_PT" w:bidi="pt_PT"/>
-          </w:rPr>
-          <w:rPr>
-            <w:color w:val="0000EE"/>
-            <w:u w:val="single"/>
-          </w:rPr>
-          <w:t>mp3 file</w:t>
-        </w:r>
-      </w:hyperlink>
-      <w:r>
-        <w:rPr>
-          <w:lang w:val="pt_PT" w:bidi="pt_PT"/>
-        </w:rPr>
-        <w:t xml:space="preserve"> (None KB)</w:t>
-      </w:r>
-      <w:r>
-        <w:rPr>
-          <w:lang w:val="pt_PT" w:bidi="pt_PT"/>
-        </w:rPr>
-      </w:r>
-      <w:r>
-        <w:rPr>
-          <w:lang w:val="pt_PT" w:bidi="pt_PT"/>
-        </w:rPr>
-      </w:r>
-    </w:p>
-    <w:p>
-      <w:pPr/>
-      <w:r>
-        <w:rPr>
-          <w:lang w:val="pt_PT" w:bidi="pt_PT"/>
-        </w:rPr>
-      </w:r>
-    </w:p>
-    <w:p>
-      <w:pPr>
-        <w:pStyle w:val="Heading2"/>
-      </w:pPr>
-      <w:r>
-        <w:rPr>
-          <w:lang w:val="pt_PT" w:bidi="pt_PT"/>
-        </w:rPr>
         <w:t>Nazaré</w:t>
       </w:r>
       <w:r>
@@ -440,82 +364,6 @@
           <w:lang w:val="pt_PT" w:bidi="pt_PT"/>
         </w:rPr>
         <w:t xml:space="preserve"> da Judeia desprezavam as pessoas na Galileia, e mesmo as pessoas dentro da Galileia desprezavam as pessoas de Nazaré, porque era uma cidade pequena e sem importância.</w:t>
-      </w:r>
-      <w:r>
-        <w:rPr>
-          <w:lang w:val="pt_PT" w:bidi="pt_PT"/>
-        </w:rPr>
-      </w:r>
-      <w:r>
-        <w:rPr>
-          <w:lang w:val="pt_PT" w:bidi="pt_PT"/>
-        </w:rPr>
-      </w:r>
-    </w:p>
-    <w:p>
-      <w:pPr/>
-      <w:r>
-        <w:rPr>
-          <w:lang w:val="pt_PT" w:bidi="pt_PT"/>
-        </w:rPr>
-      </w:r>
-    </w:p>
-    <w:p>
-      <w:pPr>
-        <w:pStyle w:val="Heading2"/>
-      </w:pPr>
-      <w:r>
-        <w:rPr>
-          <w:lang w:val="pt_PT" w:bidi="pt_PT"/>
-        </w:rPr>
-        <w:t>Nazaré</w:t>
-      </w:r>
-      <w:r>
-        <w:rPr>
-          <w:lang w:val="pt_PT" w:bidi="pt_PT"/>
-        </w:rPr>
-      </w:r>
-    </w:p>
-    <w:p>
-      <w:pPr>
-        <w:pStyle w:val="Heading4"/>
-      </w:pPr>
-      <w:r>
-        <w:rPr>
-          <w:lang w:val="pt_PT" w:bidi="pt_PT"/>
-        </w:rPr>
-        <w:t>Audio Content</w:t>
-      </w:r>
-      <w:r>
-        <w:rPr>
-          <w:lang w:val="pt_PT" w:bidi="pt_PT"/>
-        </w:rPr>
-      </w:r>
-    </w:p>
-    <w:p>
-      <w:pPr/>
-      <w:r>
-        <w:rPr>
-          <w:lang w:val="pt_PT" w:bidi="pt_PT"/>
-        </w:rPr>
-      </w:r>
-      <w:hyperlink r:id="rId13">
-        <w:r>
-          <w:rPr>
-            <w:lang w:val="pt_PT" w:bidi="pt_PT"/>
-          </w:rPr>
-          <w:rPr>
-            <w:color w:val="0000EE"/>
-            <w:u w:val="single"/>
-          </w:rPr>
-          <w:t>mp3 file</w:t>
-        </w:r>
-      </w:hyperlink>
-      <w:r>
-        <w:rPr>
-          <w:lang w:val="pt_PT" w:bidi="pt_PT"/>
-        </w:rPr>
-        <w:t xml:space="preserve"> (None KB)</w:t>
       </w:r>
       <w:r>
         <w:rPr>

--- a/por/docx/013.content.docx
+++ b/por/docx/013.content.docx
@@ -293,72 +293,108 @@
         </w:rPr>
         <w:t xml:space="preserve"> é uma pequena cidade na região da </w:t>
       </w:r>
-      <w:r>
-        <w:rPr>
-          <w:lang w:val="pt_PT" w:bidi="pt_PT"/>
-        </w:rPr>
-        <w:t>Galileia</w:t>
-      </w:r>
+      <w:hyperlink r:id="rId13">
+        <w:r>
+          <w:rPr>
+            <w:lang w:val="pt_PT" w:bidi="pt_PT"/>
+          </w:rPr>
+          <w:rPr>
+            <w:color w:val="0000EE"/>
+            <w:u w:val="single"/>
+          </w:rPr>
+          <w:t>Galileia</w:t>
+        </w:r>
+      </w:hyperlink>
       <w:r>
         <w:rPr>
           <w:lang w:val="pt_PT" w:bidi="pt_PT"/>
         </w:rPr>
         <w:t xml:space="preserve">, no norte de </w:t>
       </w:r>
-      <w:r>
-        <w:rPr>
-          <w:lang w:val="pt_PT" w:bidi="pt_PT"/>
-        </w:rPr>
-        <w:t>Israel</w:t>
-      </w:r>
+      <w:hyperlink r:id="rId14">
+        <w:r>
+          <w:rPr>
+            <w:lang w:val="pt_PT" w:bidi="pt_PT"/>
+          </w:rPr>
+          <w:rPr>
+            <w:color w:val="0000EE"/>
+            <w:u w:val="single"/>
+          </w:rPr>
+          <w:t>Israel</w:t>
+        </w:r>
+      </w:hyperlink>
       <w:r>
         <w:rPr>
           <w:lang w:val="pt_PT" w:bidi="pt_PT"/>
         </w:rPr>
         <w:t xml:space="preserve">. Nazaré não aparece no Antigo Testamento, e a primeira vez que ouvimos sobre essa cidade é quando ouvimos que </w:t>
       </w:r>
-      <w:r>
-        <w:rPr>
-          <w:lang w:val="pt_PT" w:bidi="pt_PT"/>
-        </w:rPr>
-        <w:t>Maria</w:t>
-      </w:r>
+      <w:hyperlink r:id="rId15">
+        <w:r>
+          <w:rPr>
+            <w:lang w:val="pt_PT" w:bidi="pt_PT"/>
+          </w:rPr>
+          <w:rPr>
+            <w:color w:val="0000EE"/>
+            <w:u w:val="single"/>
+          </w:rPr>
+          <w:t>Maria</w:t>
+        </w:r>
+      </w:hyperlink>
       <w:r>
         <w:rPr>
           <w:lang w:val="pt_PT" w:bidi="pt_PT"/>
         </w:rPr>
         <w:t xml:space="preserve"> e José, os pais de Jesus, eram de Nazaré. Jesus nasceu em uma aldeia chamada </w:t>
       </w:r>
-      <w:r>
-        <w:rPr>
-          <w:lang w:val="pt_PT" w:bidi="pt_PT"/>
-        </w:rPr>
-        <w:t>Belém</w:t>
-      </w:r>
+      <w:hyperlink r:id="rId16">
+        <w:r>
+          <w:rPr>
+            <w:lang w:val="pt_PT" w:bidi="pt_PT"/>
+          </w:rPr>
+          <w:rPr>
+            <w:color w:val="0000EE"/>
+            <w:u w:val="single"/>
+          </w:rPr>
+          <w:t>Belém</w:t>
+        </w:r>
+      </w:hyperlink>
       <w:r>
         <w:rPr>
           <w:lang w:val="pt_PT" w:bidi="pt_PT"/>
         </w:rPr>
         <w:t xml:space="preserve">, na </w:t>
       </w:r>
-      <w:r>
-        <w:rPr>
-          <w:lang w:val="pt_PT" w:bidi="pt_PT"/>
-        </w:rPr>
-        <w:t>Judeia</w:t>
-      </w:r>
+      <w:hyperlink r:id="rId17">
+        <w:r>
+          <w:rPr>
+            <w:lang w:val="pt_PT" w:bidi="pt_PT"/>
+          </w:rPr>
+          <w:rPr>
+            <w:color w:val="0000EE"/>
+            <w:u w:val="single"/>
+          </w:rPr>
+          <w:t>Judeia</w:t>
+        </w:r>
+      </w:hyperlink>
       <w:r>
         <w:rPr>
           <w:lang w:val="pt_PT" w:bidi="pt_PT"/>
         </w:rPr>
         <w:t xml:space="preserve">, mas quando ele ainda era pequeno, Maria e José foram viver em Nazaré. Portanto, Jesus foi mais tarde chamado de nazareno, que significa alguém de Nazaré. Isso não era um elogio. Os </w:t>
       </w:r>
-      <w:r>
-        <w:rPr>
-          <w:lang w:val="pt_PT" w:bidi="pt_PT"/>
-        </w:rPr>
-        <w:t>judeus</w:t>
-      </w:r>
+      <w:hyperlink r:id="rId18">
+        <w:r>
+          <w:rPr>
+            <w:lang w:val="pt_PT" w:bidi="pt_PT"/>
+          </w:rPr>
+          <w:rPr>
+            <w:color w:val="0000EE"/>
+            <w:u w:val="single"/>
+          </w:rPr>
+          <w:t>judeus</w:t>
+        </w:r>
+      </w:hyperlink>
       <w:r>
         <w:rPr>
           <w:lang w:val="pt_PT" w:bidi="pt_PT"/>
